--- a/docs/Bachelor docs/ELAR/Annotation_Tokar_DY.docx
+++ b/docs/Bachelor docs/ELAR/Annotation_Tokar_DY.docx
@@ -4,11 +4,139 @@
   <w:body>
     <w:p>
       <w:pPr>
-        <w:rPr>
+        <w:spacing w:after="240"/>
+        <w:ind w:firstLine="0"/>
+        <w:jc w:val="center"/>
+        <w:rPr>
+          <w:b/>
+          <w:caps/>
           <w:lang w:val="ru-RU"/>
         </w:rPr>
       </w:pPr>
       <w:r>
+        <w:rPr>
+          <w:b/>
+          <w:caps/>
+          <w:lang w:val="ru-RU"/>
+        </w:rPr>
+        <w:t>РЕФЕРАТ</w:t>
+      </w:r>
+    </w:p>
+    <w:p>
+      <w:pPr>
+        <w:rPr>
+          <w:lang w:val="ru-RU"/>
+        </w:rPr>
+      </w:pPr>
+      <w:proofErr w:type="spellStart"/>
+      <w:r>
+        <w:rPr>
+          <w:lang w:val="ru-RU"/>
+        </w:rPr>
+        <w:t>Пояснювальна</w:t>
+      </w:r>
+      <w:proofErr w:type="spellEnd"/>
+      <w:r>
+        <w:rPr>
+          <w:lang w:val="ru-RU"/>
+        </w:rPr>
+        <w:t xml:space="preserve"> записка до </w:t>
+      </w:r>
+      <w:proofErr w:type="spellStart"/>
+      <w:r>
+        <w:rPr>
+          <w:lang w:val="ru-RU"/>
+        </w:rPr>
+        <w:t>кваліфікаційної</w:t>
+      </w:r>
+      <w:proofErr w:type="spellEnd"/>
+      <w:r>
+        <w:rPr>
+          <w:lang w:val="ru-RU"/>
+        </w:rPr>
+        <w:t xml:space="preserve"> </w:t>
+      </w:r>
+      <w:proofErr w:type="spellStart"/>
+      <w:r>
+        <w:rPr>
+          <w:lang w:val="ru-RU"/>
+        </w:rPr>
+        <w:t>роботи</w:t>
+      </w:r>
+      <w:proofErr w:type="spellEnd"/>
+      <w:r>
+        <w:rPr>
+          <w:lang w:val="ru-RU"/>
+        </w:rPr>
+        <w:t xml:space="preserve"> бакалавра</w:t>
+      </w:r>
+      <w:r>
+        <w:rPr>
+          <w:lang w:val="ru-RU"/>
+        </w:rPr>
+        <w:t>: 108</w:t>
+      </w:r>
+      <w:r>
+        <w:rPr>
+          <w:lang w:val="ru-RU"/>
+        </w:rPr>
+        <w:t xml:space="preserve"> с.</w:t>
+      </w:r>
+      <w:r>
+        <w:rPr>
+          <w:lang w:val="ru-RU"/>
+        </w:rPr>
+        <w:t>, 26 рис., 4 табл., 11</w:t>
+      </w:r>
+      <w:r>
+        <w:rPr>
+          <w:lang w:val="ru-RU"/>
+        </w:rPr>
+        <w:t xml:space="preserve"> </w:t>
+      </w:r>
+      <w:proofErr w:type="spellStart"/>
+      <w:r>
+        <w:rPr>
+          <w:lang w:val="ru-RU"/>
+        </w:rPr>
+        <w:t>джерел</w:t>
+      </w:r>
+      <w:proofErr w:type="spellEnd"/>
+      <w:r>
+        <w:rPr>
+          <w:lang w:val="ru-RU"/>
+        </w:rPr>
+        <w:t xml:space="preserve">, 2 </w:t>
+      </w:r>
+      <w:proofErr w:type="spellStart"/>
+      <w:r>
+        <w:rPr>
+          <w:lang w:val="ru-RU"/>
+        </w:rPr>
+        <w:t>додатки</w:t>
+      </w:r>
+      <w:proofErr w:type="spellEnd"/>
+      <w:r>
+        <w:rPr>
+          <w:lang w:val="ru-RU"/>
+        </w:rPr>
+        <w:t>.</w:t>
+      </w:r>
+    </w:p>
+    <w:p>
+      <w:pPr>
+        <w:rPr>
+          <w:lang w:val="ru-RU"/>
+        </w:rPr>
+      </w:pPr>
+    </w:p>
+    <w:p>
+      <w:pPr>
+        <w:rPr>
+          <w:lang w:val="ru-RU"/>
+        </w:rPr>
+      </w:pPr>
+      <w:r>
         <w:t>QR</w:t>
       </w:r>
       <w:r>
@@ -116,6 +244,2843 @@
         </w:rPr>
         <w:t>.</w:t>
       </w:r>
+    </w:p>
+    <w:p>
+      <w:pPr>
+        <w:rPr>
+          <w:lang w:val="ru-RU"/>
+        </w:rPr>
+      </w:pPr>
+    </w:p>
+    <w:p>
+      <w:pPr>
+        <w:rPr>
+          <w:lang w:val="ru-RU"/>
+        </w:rPr>
+      </w:pPr>
+      <w:proofErr w:type="spellStart"/>
+      <w:r>
+        <w:rPr>
+          <w:lang w:val="ru-RU"/>
+        </w:rPr>
+        <w:t>Об'єкт</w:t>
+      </w:r>
+      <w:proofErr w:type="spellEnd"/>
+      <w:r>
+        <w:rPr>
+          <w:lang w:val="ru-RU"/>
+        </w:rPr>
+        <w:t xml:space="preserve"> </w:t>
+      </w:r>
+      <w:proofErr w:type="spellStart"/>
+      <w:r>
+        <w:rPr>
+          <w:lang w:val="ru-RU"/>
+        </w:rPr>
+        <w:t>дослідження</w:t>
+      </w:r>
+      <w:proofErr w:type="spellEnd"/>
+      <w:r>
+        <w:rPr>
+          <w:lang w:val="ru-RU"/>
+        </w:rPr>
+        <w:t xml:space="preserve"> — </w:t>
+      </w:r>
+      <w:proofErr w:type="spellStart"/>
+      <w:r>
+        <w:rPr>
+          <w:lang w:val="ru-RU"/>
+        </w:rPr>
+        <w:t>процес</w:t>
+      </w:r>
+      <w:proofErr w:type="spellEnd"/>
+      <w:r>
+        <w:rPr>
+          <w:lang w:val="ru-RU"/>
+        </w:rPr>
+        <w:t xml:space="preserve"> </w:t>
+      </w:r>
+      <w:proofErr w:type="spellStart"/>
+      <w:r>
+        <w:rPr>
+          <w:lang w:val="ru-RU"/>
+        </w:rPr>
+        <w:t>автоматизації</w:t>
+      </w:r>
+      <w:proofErr w:type="spellEnd"/>
+      <w:r>
+        <w:rPr>
+          <w:lang w:val="ru-RU"/>
+        </w:rPr>
+        <w:t xml:space="preserve"> </w:t>
+      </w:r>
+      <w:proofErr w:type="spellStart"/>
+      <w:r>
+        <w:rPr>
+          <w:lang w:val="ru-RU"/>
+        </w:rPr>
+        <w:t>обслуговування</w:t>
+      </w:r>
+      <w:proofErr w:type="spellEnd"/>
+      <w:r>
+        <w:rPr>
+          <w:lang w:val="ru-RU"/>
+        </w:rPr>
+        <w:t xml:space="preserve"> </w:t>
+      </w:r>
+      <w:proofErr w:type="spellStart"/>
+      <w:r>
+        <w:rPr>
+          <w:lang w:val="ru-RU"/>
+        </w:rPr>
+        <w:t>клієнтів</w:t>
+      </w:r>
+      <w:proofErr w:type="spellEnd"/>
+      <w:r>
+        <w:rPr>
+          <w:lang w:val="ru-RU"/>
+        </w:rPr>
+        <w:t xml:space="preserve"> </w:t>
+      </w:r>
+      <w:proofErr w:type="gramStart"/>
+      <w:r>
+        <w:rPr>
+          <w:lang w:val="ru-RU"/>
+        </w:rPr>
+        <w:t>у закладах</w:t>
+      </w:r>
+      <w:proofErr w:type="gramEnd"/>
+      <w:r>
+        <w:rPr>
+          <w:lang w:val="ru-RU"/>
+        </w:rPr>
+        <w:t xml:space="preserve"> </w:t>
+      </w:r>
+      <w:proofErr w:type="spellStart"/>
+      <w:r>
+        <w:rPr>
+          <w:lang w:val="ru-RU"/>
+        </w:rPr>
+        <w:t>громадського</w:t>
+      </w:r>
+      <w:proofErr w:type="spellEnd"/>
+      <w:r>
+        <w:rPr>
+          <w:lang w:val="ru-RU"/>
+        </w:rPr>
+        <w:t xml:space="preserve"> </w:t>
+      </w:r>
+      <w:proofErr w:type="spellStart"/>
+      <w:r>
+        <w:rPr>
+          <w:lang w:val="ru-RU"/>
+        </w:rPr>
+        <w:t>харчування</w:t>
+      </w:r>
+      <w:proofErr w:type="spellEnd"/>
+      <w:r>
+        <w:rPr>
+          <w:lang w:val="ru-RU"/>
+        </w:rPr>
+        <w:t xml:space="preserve"> малого та </w:t>
+      </w:r>
+      <w:proofErr w:type="spellStart"/>
+      <w:r>
+        <w:rPr>
+          <w:lang w:val="ru-RU"/>
+        </w:rPr>
+        <w:t>середнього</w:t>
+      </w:r>
+      <w:proofErr w:type="spellEnd"/>
+      <w:r>
+        <w:rPr>
+          <w:lang w:val="ru-RU"/>
+        </w:rPr>
+        <w:t xml:space="preserve"> формату.</w:t>
+      </w:r>
+    </w:p>
+    <w:p>
+      <w:pPr>
+        <w:rPr>
+          <w:lang w:val="ru-RU"/>
+        </w:rPr>
+      </w:pPr>
+      <w:r>
+        <w:rPr>
+          <w:lang w:val="ru-RU"/>
+        </w:rPr>
+        <w:t xml:space="preserve">Предмет </w:t>
+      </w:r>
+      <w:proofErr w:type="spellStart"/>
+      <w:r>
+        <w:rPr>
+          <w:lang w:val="ru-RU"/>
+        </w:rPr>
+        <w:t>дослідження</w:t>
+      </w:r>
+      <w:proofErr w:type="spellEnd"/>
+      <w:r>
+        <w:rPr>
+          <w:lang w:val="ru-RU"/>
+        </w:rPr>
+        <w:t xml:space="preserve"> — </w:t>
+      </w:r>
+      <w:proofErr w:type="spellStart"/>
+      <w:r>
+        <w:rPr>
+          <w:lang w:val="ru-RU"/>
+        </w:rPr>
+        <w:t>методи</w:t>
+      </w:r>
+      <w:proofErr w:type="spellEnd"/>
+      <w:r>
+        <w:rPr>
+          <w:lang w:val="ru-RU"/>
+        </w:rPr>
+        <w:t xml:space="preserve"> та </w:t>
+      </w:r>
+      <w:proofErr w:type="spellStart"/>
+      <w:r>
+        <w:rPr>
+          <w:lang w:val="ru-RU"/>
+        </w:rPr>
+        <w:t>засоби</w:t>
+      </w:r>
+      <w:proofErr w:type="spellEnd"/>
+      <w:r>
+        <w:rPr>
+          <w:lang w:val="ru-RU"/>
+        </w:rPr>
+        <w:t xml:space="preserve"> </w:t>
+      </w:r>
+      <w:proofErr w:type="spellStart"/>
+      <w:r>
+        <w:rPr>
+          <w:lang w:val="ru-RU"/>
+        </w:rPr>
+        <w:t>розробки</w:t>
+      </w:r>
+      <w:proofErr w:type="spellEnd"/>
+      <w:r>
+        <w:rPr>
+          <w:lang w:val="ru-RU"/>
+        </w:rPr>
+        <w:t xml:space="preserve"> </w:t>
+      </w:r>
+      <w:proofErr w:type="spellStart"/>
+      <w:r>
+        <w:rPr>
+          <w:lang w:val="ru-RU"/>
+        </w:rPr>
+        <w:t>програмної</w:t>
+      </w:r>
+      <w:proofErr w:type="spellEnd"/>
+      <w:r>
+        <w:rPr>
+          <w:lang w:val="ru-RU"/>
+        </w:rPr>
+        <w:t xml:space="preserve"> </w:t>
+      </w:r>
+      <w:proofErr w:type="spellStart"/>
+      <w:r>
+        <w:rPr>
+          <w:lang w:val="ru-RU"/>
+        </w:rPr>
+        <w:t>системи</w:t>
+      </w:r>
+      <w:proofErr w:type="spellEnd"/>
+      <w:r>
+        <w:rPr>
+          <w:lang w:val="ru-RU"/>
+        </w:rPr>
+        <w:t xml:space="preserve"> для </w:t>
+      </w:r>
+      <w:proofErr w:type="spellStart"/>
+      <w:r>
+        <w:rPr>
+          <w:lang w:val="ru-RU"/>
+        </w:rPr>
+        <w:t>безконтактного</w:t>
+      </w:r>
+      <w:proofErr w:type="spellEnd"/>
+      <w:r>
+        <w:rPr>
+          <w:lang w:val="ru-RU"/>
+        </w:rPr>
+        <w:t xml:space="preserve"> </w:t>
+      </w:r>
+      <w:proofErr w:type="spellStart"/>
+      <w:r>
+        <w:rPr>
+          <w:lang w:val="ru-RU"/>
+        </w:rPr>
+        <w:t>замовлення</w:t>
+      </w:r>
+      <w:proofErr w:type="spellEnd"/>
+      <w:r>
+        <w:rPr>
+          <w:lang w:val="ru-RU"/>
+        </w:rPr>
+        <w:t xml:space="preserve"> </w:t>
+      </w:r>
+      <w:proofErr w:type="spellStart"/>
+      <w:r>
+        <w:rPr>
+          <w:lang w:val="ru-RU"/>
+        </w:rPr>
+        <w:t>їжі</w:t>
+      </w:r>
+      <w:proofErr w:type="spellEnd"/>
+      <w:r>
+        <w:rPr>
+          <w:lang w:val="ru-RU"/>
+        </w:rPr>
+        <w:t xml:space="preserve"> на </w:t>
+      </w:r>
+      <w:proofErr w:type="spellStart"/>
+      <w:r>
+        <w:rPr>
+          <w:lang w:val="ru-RU"/>
+        </w:rPr>
+        <w:t>основі</w:t>
+      </w:r>
+      <w:proofErr w:type="spellEnd"/>
+      <w:r>
+        <w:rPr>
+          <w:lang w:val="ru-RU"/>
+        </w:rPr>
+        <w:t xml:space="preserve"> </w:t>
+      </w:r>
+      <w:r>
+        <w:t>QR</w:t>
+      </w:r>
+      <w:r>
+        <w:rPr>
+          <w:lang w:val="ru-RU"/>
+        </w:rPr>
+        <w:t>-</w:t>
+      </w:r>
+      <w:proofErr w:type="spellStart"/>
+      <w:r>
+        <w:rPr>
+          <w:lang w:val="ru-RU"/>
+        </w:rPr>
+        <w:t>технологій</w:t>
+      </w:r>
+      <w:proofErr w:type="spellEnd"/>
+      <w:r>
+        <w:rPr>
+          <w:lang w:val="ru-RU"/>
+        </w:rPr>
+        <w:t xml:space="preserve"> </w:t>
+      </w:r>
+      <w:proofErr w:type="spellStart"/>
+      <w:r>
+        <w:rPr>
+          <w:lang w:val="ru-RU"/>
+        </w:rPr>
+        <w:t>із</w:t>
+      </w:r>
+      <w:proofErr w:type="spellEnd"/>
+      <w:r>
+        <w:rPr>
+          <w:lang w:val="ru-RU"/>
+        </w:rPr>
+        <w:t xml:space="preserve"> </w:t>
+      </w:r>
+      <w:proofErr w:type="spellStart"/>
+      <w:r>
+        <w:rPr>
+          <w:lang w:val="ru-RU"/>
+        </w:rPr>
+        <w:t>використанням</w:t>
+      </w:r>
+      <w:proofErr w:type="spellEnd"/>
+      <w:r>
+        <w:rPr>
+          <w:lang w:val="ru-RU"/>
+        </w:rPr>
+        <w:t xml:space="preserve"> </w:t>
+      </w:r>
+      <w:proofErr w:type="spellStart"/>
+      <w:r>
+        <w:rPr>
+          <w:lang w:val="ru-RU"/>
+        </w:rPr>
+        <w:t>технологічного</w:t>
+      </w:r>
+      <w:proofErr w:type="spellEnd"/>
+      <w:r>
+        <w:rPr>
+          <w:lang w:val="ru-RU"/>
+        </w:rPr>
+        <w:t xml:space="preserve"> стеку </w:t>
+      </w:r>
+      <w:proofErr w:type="spellStart"/>
+      <w:r>
+        <w:t>ReactJS</w:t>
+      </w:r>
+      <w:proofErr w:type="spellEnd"/>
+      <w:r>
+        <w:rPr>
+          <w:lang w:val="ru-RU"/>
+        </w:rPr>
+        <w:t xml:space="preserve">, </w:t>
+      </w:r>
+      <w:r>
+        <w:t>Node</w:t>
+      </w:r>
+      <w:r>
+        <w:rPr>
+          <w:lang w:val="ru-RU"/>
+        </w:rPr>
+        <w:t>.</w:t>
+      </w:r>
+      <w:proofErr w:type="spellStart"/>
+      <w:r>
+        <w:t>js</w:t>
+      </w:r>
+      <w:proofErr w:type="spellEnd"/>
+      <w:r>
+        <w:rPr>
+          <w:lang w:val="ru-RU"/>
+        </w:rPr>
+        <w:t xml:space="preserve"> та </w:t>
+      </w:r>
+      <w:r>
+        <w:t>MongoDB</w:t>
+      </w:r>
+      <w:r>
+        <w:rPr>
+          <w:lang w:val="ru-RU"/>
+        </w:rPr>
+        <w:t>.</w:t>
+      </w:r>
+    </w:p>
+    <w:p>
+      <w:pPr>
+        <w:rPr>
+          <w:lang w:val="ru-RU"/>
+        </w:rPr>
+      </w:pPr>
+      <w:r>
+        <w:rPr>
+          <w:lang w:val="ru-RU"/>
+        </w:rPr>
+        <w:t xml:space="preserve">Мета </w:t>
+      </w:r>
+      <w:proofErr w:type="spellStart"/>
+      <w:r>
+        <w:rPr>
+          <w:lang w:val="ru-RU"/>
+        </w:rPr>
+        <w:t>роботи</w:t>
+      </w:r>
+      <w:proofErr w:type="spellEnd"/>
+      <w:r>
+        <w:rPr>
+          <w:lang w:val="ru-RU"/>
+        </w:rPr>
+        <w:t xml:space="preserve"> — </w:t>
+      </w:r>
+      <w:proofErr w:type="spellStart"/>
+      <w:r>
+        <w:rPr>
+          <w:lang w:val="ru-RU"/>
+        </w:rPr>
+        <w:t>проєктування</w:t>
+      </w:r>
+      <w:proofErr w:type="spellEnd"/>
+      <w:r>
+        <w:rPr>
+          <w:lang w:val="ru-RU"/>
+        </w:rPr>
+        <w:t xml:space="preserve"> та </w:t>
+      </w:r>
+      <w:proofErr w:type="spellStart"/>
+      <w:r>
+        <w:rPr>
+          <w:lang w:val="ru-RU"/>
+        </w:rPr>
+        <w:t>розробка</w:t>
+      </w:r>
+      <w:proofErr w:type="spellEnd"/>
+      <w:r>
+        <w:rPr>
+          <w:lang w:val="ru-RU"/>
+        </w:rPr>
+        <w:t xml:space="preserve"> </w:t>
+      </w:r>
+      <w:proofErr w:type="spellStart"/>
+      <w:r>
+        <w:rPr>
+          <w:lang w:val="ru-RU"/>
+        </w:rPr>
+        <w:t>програмної</w:t>
+      </w:r>
+      <w:proofErr w:type="spellEnd"/>
+      <w:r>
+        <w:rPr>
+          <w:lang w:val="ru-RU"/>
+        </w:rPr>
+        <w:t xml:space="preserve"> </w:t>
+      </w:r>
+      <w:proofErr w:type="spellStart"/>
+      <w:r>
+        <w:rPr>
+          <w:lang w:val="ru-RU"/>
+        </w:rPr>
+        <w:t>системи</w:t>
+      </w:r>
+      <w:proofErr w:type="spellEnd"/>
+      <w:r>
+        <w:rPr>
+          <w:lang w:val="ru-RU"/>
+        </w:rPr>
+        <w:t xml:space="preserve"> для </w:t>
+      </w:r>
+      <w:proofErr w:type="spellStart"/>
+      <w:r>
+        <w:rPr>
+          <w:lang w:val="ru-RU"/>
+        </w:rPr>
+        <w:t>безконтактного</w:t>
+      </w:r>
+      <w:proofErr w:type="spellEnd"/>
+      <w:r>
+        <w:rPr>
+          <w:lang w:val="ru-RU"/>
+        </w:rPr>
+        <w:t xml:space="preserve"> </w:t>
+      </w:r>
+      <w:proofErr w:type="spellStart"/>
+      <w:r>
+        <w:rPr>
+          <w:lang w:val="ru-RU"/>
+        </w:rPr>
+        <w:t>замовлення</w:t>
+      </w:r>
+      <w:proofErr w:type="spellEnd"/>
+      <w:r>
+        <w:rPr>
+          <w:lang w:val="ru-RU"/>
+        </w:rPr>
+        <w:t xml:space="preserve"> </w:t>
+      </w:r>
+      <w:proofErr w:type="spellStart"/>
+      <w:r>
+        <w:rPr>
+          <w:lang w:val="ru-RU"/>
+        </w:rPr>
+        <w:t>їжі</w:t>
+      </w:r>
+      <w:proofErr w:type="spellEnd"/>
+      <w:r>
+        <w:rPr>
+          <w:lang w:val="ru-RU"/>
+        </w:rPr>
+        <w:t xml:space="preserve"> в </w:t>
+      </w:r>
+      <w:proofErr w:type="spellStart"/>
+      <w:r>
+        <w:rPr>
+          <w:lang w:val="ru-RU"/>
+        </w:rPr>
+        <w:t>ресторані</w:t>
+      </w:r>
+      <w:proofErr w:type="spellEnd"/>
+      <w:r>
+        <w:rPr>
+          <w:lang w:val="ru-RU"/>
+        </w:rPr>
+        <w:t xml:space="preserve"> з </w:t>
+      </w:r>
+      <w:proofErr w:type="spellStart"/>
+      <w:r>
+        <w:rPr>
+          <w:lang w:val="ru-RU"/>
+        </w:rPr>
+        <w:t>використанням</w:t>
+      </w:r>
+      <w:proofErr w:type="spellEnd"/>
+      <w:r>
+        <w:rPr>
+          <w:lang w:val="ru-RU"/>
+        </w:rPr>
+        <w:t xml:space="preserve"> </w:t>
+      </w:r>
+      <w:r>
+        <w:t>QR</w:t>
+      </w:r>
+      <w:r>
+        <w:rPr>
+          <w:lang w:val="ru-RU"/>
+        </w:rPr>
+        <w:t>-</w:t>
+      </w:r>
+      <w:proofErr w:type="spellStart"/>
+      <w:r>
+        <w:rPr>
+          <w:lang w:val="ru-RU"/>
+        </w:rPr>
+        <w:t>технологій</w:t>
+      </w:r>
+      <w:proofErr w:type="spellEnd"/>
+      <w:r>
+        <w:rPr>
+          <w:lang w:val="ru-RU"/>
+        </w:rPr>
+        <w:t xml:space="preserve">, </w:t>
+      </w:r>
+      <w:proofErr w:type="spellStart"/>
+      <w:r>
+        <w:rPr>
+          <w:lang w:val="ru-RU"/>
+        </w:rPr>
+        <w:t>що</w:t>
+      </w:r>
+      <w:proofErr w:type="spellEnd"/>
+      <w:r>
+        <w:rPr>
+          <w:lang w:val="ru-RU"/>
+        </w:rPr>
+        <w:t xml:space="preserve"> </w:t>
+      </w:r>
+      <w:proofErr w:type="spellStart"/>
+      <w:r>
+        <w:rPr>
+          <w:lang w:val="ru-RU"/>
+        </w:rPr>
+        <w:t>забезпечує</w:t>
+      </w:r>
+      <w:proofErr w:type="spellEnd"/>
+      <w:r>
+        <w:rPr>
+          <w:lang w:val="ru-RU"/>
+        </w:rPr>
+        <w:t xml:space="preserve"> </w:t>
+      </w:r>
+      <w:proofErr w:type="spellStart"/>
+      <w:r>
+        <w:rPr>
+          <w:lang w:val="ru-RU"/>
+        </w:rPr>
+        <w:t>повний</w:t>
+      </w:r>
+      <w:proofErr w:type="spellEnd"/>
+      <w:r>
+        <w:rPr>
+          <w:lang w:val="ru-RU"/>
+        </w:rPr>
+        <w:t xml:space="preserve"> цикл </w:t>
+      </w:r>
+      <w:proofErr w:type="spellStart"/>
+      <w:r>
+        <w:rPr>
+          <w:lang w:val="ru-RU"/>
+        </w:rPr>
+        <w:t>взаємодії</w:t>
+      </w:r>
+      <w:proofErr w:type="spellEnd"/>
+      <w:r>
+        <w:rPr>
+          <w:lang w:val="ru-RU"/>
+        </w:rPr>
+        <w:t xml:space="preserve"> гостя </w:t>
+      </w:r>
+      <w:proofErr w:type="spellStart"/>
+      <w:r>
+        <w:rPr>
+          <w:lang w:val="ru-RU"/>
+        </w:rPr>
+        <w:t>із</w:t>
+      </w:r>
+      <w:proofErr w:type="spellEnd"/>
+      <w:r>
+        <w:rPr>
+          <w:lang w:val="ru-RU"/>
+        </w:rPr>
+        <w:t xml:space="preserve"> закладом </w:t>
+      </w:r>
+      <w:proofErr w:type="spellStart"/>
+      <w:r>
+        <w:rPr>
+          <w:lang w:val="ru-RU"/>
+        </w:rPr>
+        <w:t>від</w:t>
+      </w:r>
+      <w:proofErr w:type="spellEnd"/>
+      <w:r>
+        <w:rPr>
+          <w:lang w:val="ru-RU"/>
+        </w:rPr>
+        <w:t xml:space="preserve"> </w:t>
+      </w:r>
+      <w:proofErr w:type="spellStart"/>
+      <w:r>
+        <w:rPr>
+          <w:lang w:val="ru-RU"/>
+        </w:rPr>
+        <w:t>сканування</w:t>
+      </w:r>
+      <w:proofErr w:type="spellEnd"/>
+      <w:r>
+        <w:rPr>
+          <w:lang w:val="ru-RU"/>
+        </w:rPr>
+        <w:t xml:space="preserve"> </w:t>
+      </w:r>
+      <w:r>
+        <w:t>QR</w:t>
+      </w:r>
+      <w:r>
+        <w:rPr>
+          <w:lang w:val="ru-RU"/>
+        </w:rPr>
+        <w:t xml:space="preserve">-коду до </w:t>
+      </w:r>
+      <w:proofErr w:type="spellStart"/>
+      <w:r>
+        <w:rPr>
+          <w:lang w:val="ru-RU"/>
+        </w:rPr>
+        <w:t>завершення</w:t>
+      </w:r>
+      <w:proofErr w:type="spellEnd"/>
+      <w:r>
+        <w:rPr>
+          <w:lang w:val="ru-RU"/>
+        </w:rPr>
+        <w:t xml:space="preserve"> оплати без </w:t>
+      </w:r>
+      <w:proofErr w:type="spellStart"/>
+      <w:r>
+        <w:rPr>
+          <w:lang w:val="ru-RU"/>
+        </w:rPr>
+        <w:t>обов'язкового</w:t>
+      </w:r>
+      <w:proofErr w:type="spellEnd"/>
+      <w:r>
+        <w:rPr>
+          <w:lang w:val="ru-RU"/>
+        </w:rPr>
+        <w:t xml:space="preserve"> </w:t>
+      </w:r>
+      <w:proofErr w:type="spellStart"/>
+      <w:r>
+        <w:rPr>
+          <w:lang w:val="ru-RU"/>
+        </w:rPr>
+        <w:t>залучення</w:t>
+      </w:r>
+      <w:proofErr w:type="spellEnd"/>
+      <w:r>
+        <w:rPr>
+          <w:lang w:val="ru-RU"/>
+        </w:rPr>
+        <w:t xml:space="preserve"> </w:t>
+      </w:r>
+      <w:proofErr w:type="spellStart"/>
+      <w:r>
+        <w:rPr>
+          <w:lang w:val="ru-RU"/>
+        </w:rPr>
+        <w:t>обслуговуючого</w:t>
+      </w:r>
+      <w:proofErr w:type="spellEnd"/>
+      <w:r>
+        <w:rPr>
+          <w:lang w:val="ru-RU"/>
+        </w:rPr>
+        <w:t xml:space="preserve"> персоналу.</w:t>
+      </w:r>
+    </w:p>
+    <w:p>
+      <w:pPr>
+        <w:rPr>
+          <w:lang w:val="ru-RU"/>
+        </w:rPr>
+      </w:pPr>
+      <w:proofErr w:type="spellStart"/>
+      <w:r>
+        <w:rPr>
+          <w:lang w:val="ru-RU"/>
+        </w:rPr>
+        <w:t>Методи</w:t>
+      </w:r>
+      <w:proofErr w:type="spellEnd"/>
+      <w:r>
+        <w:rPr>
+          <w:lang w:val="ru-RU"/>
+        </w:rPr>
+        <w:t xml:space="preserve"> </w:t>
+      </w:r>
+      <w:proofErr w:type="spellStart"/>
+      <w:r>
+        <w:rPr>
+          <w:lang w:val="ru-RU"/>
+        </w:rPr>
+        <w:t>дослідження</w:t>
+      </w:r>
+      <w:proofErr w:type="spellEnd"/>
+      <w:r>
+        <w:rPr>
+          <w:lang w:val="ru-RU"/>
+        </w:rPr>
+        <w:t xml:space="preserve"> — </w:t>
+      </w:r>
+      <w:proofErr w:type="spellStart"/>
+      <w:r>
+        <w:rPr>
+          <w:lang w:val="ru-RU"/>
+        </w:rPr>
+        <w:t>порівняльний</w:t>
+      </w:r>
+      <w:proofErr w:type="spellEnd"/>
+      <w:r>
+        <w:rPr>
+          <w:lang w:val="ru-RU"/>
+        </w:rPr>
+        <w:t xml:space="preserve"> </w:t>
+      </w:r>
+      <w:proofErr w:type="spellStart"/>
+      <w:r>
+        <w:rPr>
+          <w:lang w:val="ru-RU"/>
+        </w:rPr>
+        <w:t>аналіз</w:t>
+      </w:r>
+      <w:proofErr w:type="spellEnd"/>
+      <w:r>
+        <w:rPr>
+          <w:lang w:val="ru-RU"/>
+        </w:rPr>
+        <w:t xml:space="preserve"> </w:t>
+      </w:r>
+      <w:proofErr w:type="spellStart"/>
+      <w:r>
+        <w:rPr>
+          <w:lang w:val="ru-RU"/>
+        </w:rPr>
+        <w:t>існуючих</w:t>
+      </w:r>
+      <w:proofErr w:type="spellEnd"/>
+      <w:r>
+        <w:rPr>
+          <w:lang w:val="ru-RU"/>
+        </w:rPr>
+        <w:t xml:space="preserve"> </w:t>
+      </w:r>
+      <w:proofErr w:type="spellStart"/>
+      <w:r>
+        <w:rPr>
+          <w:lang w:val="ru-RU"/>
+        </w:rPr>
+        <w:t>програмних</w:t>
+      </w:r>
+      <w:proofErr w:type="spellEnd"/>
+      <w:r>
+        <w:rPr>
+          <w:lang w:val="ru-RU"/>
+        </w:rPr>
+        <w:t xml:space="preserve"> </w:t>
+      </w:r>
+      <w:proofErr w:type="spellStart"/>
+      <w:r>
+        <w:rPr>
+          <w:lang w:val="ru-RU"/>
+        </w:rPr>
+        <w:t>рішень</w:t>
+      </w:r>
+      <w:proofErr w:type="spellEnd"/>
+      <w:r>
+        <w:rPr>
+          <w:lang w:val="ru-RU"/>
+        </w:rPr>
+        <w:t xml:space="preserve"> у </w:t>
+      </w:r>
+      <w:proofErr w:type="spellStart"/>
+      <w:r>
+        <w:rPr>
+          <w:lang w:val="ru-RU"/>
+        </w:rPr>
+        <w:t>сфері</w:t>
+      </w:r>
+      <w:proofErr w:type="spellEnd"/>
+      <w:r>
+        <w:rPr>
+          <w:lang w:val="ru-RU"/>
+        </w:rPr>
+        <w:t xml:space="preserve"> </w:t>
+      </w:r>
+      <w:proofErr w:type="spellStart"/>
+      <w:r>
+        <w:rPr>
+          <w:lang w:val="ru-RU"/>
+        </w:rPr>
+        <w:t>автоматизації</w:t>
+      </w:r>
+      <w:proofErr w:type="spellEnd"/>
+      <w:r>
+        <w:rPr>
+          <w:lang w:val="ru-RU"/>
+        </w:rPr>
+        <w:t xml:space="preserve"> ресторанного </w:t>
+      </w:r>
+      <w:proofErr w:type="spellStart"/>
+      <w:r>
+        <w:rPr>
+          <w:lang w:val="ru-RU"/>
+        </w:rPr>
+        <w:t>обслуговування</w:t>
+      </w:r>
+      <w:proofErr w:type="spellEnd"/>
+      <w:r>
+        <w:rPr>
+          <w:lang w:val="ru-RU"/>
+        </w:rPr>
+        <w:t xml:space="preserve">; </w:t>
+      </w:r>
+      <w:proofErr w:type="spellStart"/>
+      <w:r>
+        <w:rPr>
+          <w:lang w:val="ru-RU"/>
+        </w:rPr>
+        <w:t>методології</w:t>
+      </w:r>
+      <w:proofErr w:type="spellEnd"/>
+      <w:r>
+        <w:rPr>
+          <w:lang w:val="ru-RU"/>
+        </w:rPr>
+        <w:t xml:space="preserve"> </w:t>
+      </w:r>
+      <w:proofErr w:type="spellStart"/>
+      <w:r>
+        <w:rPr>
+          <w:lang w:val="ru-RU"/>
+        </w:rPr>
+        <w:t>формування</w:t>
+      </w:r>
+      <w:proofErr w:type="spellEnd"/>
+      <w:r>
+        <w:rPr>
+          <w:lang w:val="ru-RU"/>
+        </w:rPr>
+        <w:t xml:space="preserve"> </w:t>
+      </w:r>
+      <w:proofErr w:type="spellStart"/>
+      <w:r>
+        <w:rPr>
+          <w:lang w:val="ru-RU"/>
+        </w:rPr>
+        <w:t>вимог</w:t>
+      </w:r>
+      <w:proofErr w:type="spellEnd"/>
+      <w:r>
+        <w:rPr>
+          <w:lang w:val="ru-RU"/>
+        </w:rPr>
+        <w:t xml:space="preserve"> до </w:t>
+      </w:r>
+      <w:proofErr w:type="spellStart"/>
+      <w:r>
+        <w:rPr>
+          <w:lang w:val="ru-RU"/>
+        </w:rPr>
+        <w:t>програмного</w:t>
+      </w:r>
+      <w:proofErr w:type="spellEnd"/>
+      <w:r>
+        <w:rPr>
+          <w:lang w:val="ru-RU"/>
+        </w:rPr>
+        <w:t xml:space="preserve"> </w:t>
+      </w:r>
+      <w:proofErr w:type="spellStart"/>
+      <w:r>
+        <w:rPr>
+          <w:lang w:val="ru-RU"/>
+        </w:rPr>
+        <w:t>забезпечення</w:t>
+      </w:r>
+      <w:proofErr w:type="spellEnd"/>
+      <w:r>
+        <w:rPr>
+          <w:lang w:val="ru-RU"/>
+        </w:rPr>
+        <w:t xml:space="preserve"> </w:t>
+      </w:r>
+      <w:proofErr w:type="spellStart"/>
+      <w:r>
+        <w:rPr>
+          <w:lang w:val="ru-RU"/>
+        </w:rPr>
+        <w:t>відповідно</w:t>
+      </w:r>
+      <w:proofErr w:type="spellEnd"/>
+      <w:r>
+        <w:rPr>
+          <w:lang w:val="ru-RU"/>
+        </w:rPr>
+        <w:t xml:space="preserve"> до стандарту </w:t>
+      </w:r>
+      <w:r>
+        <w:t>IEEE</w:t>
+      </w:r>
+      <w:r>
+        <w:rPr>
+          <w:lang w:val="ru-RU"/>
+        </w:rPr>
+        <w:t xml:space="preserve"> </w:t>
+      </w:r>
+      <w:proofErr w:type="spellStart"/>
+      <w:r>
+        <w:t>Std</w:t>
+      </w:r>
+      <w:proofErr w:type="spellEnd"/>
+      <w:r>
+        <w:rPr>
+          <w:lang w:val="ru-RU"/>
+        </w:rPr>
+        <w:t xml:space="preserve"> 830-1998; </w:t>
+      </w:r>
+      <w:proofErr w:type="spellStart"/>
+      <w:r>
+        <w:rPr>
+          <w:lang w:val="ru-RU"/>
+        </w:rPr>
+        <w:t>методи</w:t>
+      </w:r>
+      <w:proofErr w:type="spellEnd"/>
+      <w:r>
+        <w:rPr>
+          <w:lang w:val="ru-RU"/>
+        </w:rPr>
+        <w:t xml:space="preserve"> </w:t>
+      </w:r>
+      <w:proofErr w:type="spellStart"/>
+      <w:r>
+        <w:rPr>
+          <w:lang w:val="ru-RU"/>
+        </w:rPr>
+        <w:t>об'єктно-орієнтованого</w:t>
+      </w:r>
+      <w:proofErr w:type="spellEnd"/>
+      <w:r>
+        <w:rPr>
+          <w:lang w:val="ru-RU"/>
+        </w:rPr>
+        <w:t xml:space="preserve"> </w:t>
+      </w:r>
+      <w:proofErr w:type="spellStart"/>
+      <w:r>
+        <w:rPr>
+          <w:lang w:val="ru-RU"/>
+        </w:rPr>
+        <w:t>проєктування</w:t>
+      </w:r>
+      <w:proofErr w:type="spellEnd"/>
+      <w:r>
+        <w:rPr>
+          <w:lang w:val="ru-RU"/>
+        </w:rPr>
+        <w:t xml:space="preserve">; </w:t>
+      </w:r>
+      <w:proofErr w:type="spellStart"/>
+      <w:r>
+        <w:rPr>
+          <w:lang w:val="ru-RU"/>
+        </w:rPr>
+        <w:t>шаблони</w:t>
+      </w:r>
+      <w:proofErr w:type="spellEnd"/>
+      <w:r>
+        <w:rPr>
+          <w:lang w:val="ru-RU"/>
+        </w:rPr>
+        <w:t xml:space="preserve"> </w:t>
+      </w:r>
+      <w:proofErr w:type="spellStart"/>
+      <w:r>
+        <w:rPr>
+          <w:lang w:val="ru-RU"/>
+        </w:rPr>
+        <w:t>архітектурного</w:t>
+      </w:r>
+      <w:proofErr w:type="spellEnd"/>
+      <w:r>
+        <w:rPr>
+          <w:lang w:val="ru-RU"/>
+        </w:rPr>
+        <w:t xml:space="preserve"> </w:t>
+      </w:r>
+      <w:proofErr w:type="spellStart"/>
+      <w:r>
+        <w:rPr>
+          <w:lang w:val="ru-RU"/>
+        </w:rPr>
+        <w:t>проєктування</w:t>
+      </w:r>
+      <w:proofErr w:type="spellEnd"/>
+      <w:r>
+        <w:rPr>
+          <w:lang w:val="ru-RU"/>
+        </w:rPr>
+        <w:t xml:space="preserve"> веб-</w:t>
+      </w:r>
+      <w:proofErr w:type="spellStart"/>
+      <w:r>
+        <w:rPr>
+          <w:lang w:val="ru-RU"/>
+        </w:rPr>
+        <w:t>застосунків</w:t>
+      </w:r>
+      <w:proofErr w:type="spellEnd"/>
+      <w:r>
+        <w:rPr>
+          <w:lang w:val="ru-RU"/>
+        </w:rPr>
+        <w:t xml:space="preserve"> (</w:t>
+      </w:r>
+      <w:proofErr w:type="spellStart"/>
+      <w:r>
+        <w:rPr>
+          <w:lang w:val="ru-RU"/>
+        </w:rPr>
+        <w:t>трирівнева</w:t>
+      </w:r>
+      <w:proofErr w:type="spellEnd"/>
+      <w:r>
+        <w:rPr>
+          <w:lang w:val="ru-RU"/>
+        </w:rPr>
+        <w:t xml:space="preserve"> </w:t>
+      </w:r>
+      <w:proofErr w:type="spellStart"/>
+      <w:r>
+        <w:rPr>
+          <w:lang w:val="ru-RU"/>
+        </w:rPr>
+        <w:t>архітектура</w:t>
+      </w:r>
+      <w:proofErr w:type="spellEnd"/>
+      <w:r>
+        <w:rPr>
+          <w:lang w:val="ru-RU"/>
+        </w:rPr>
+        <w:t xml:space="preserve">, </w:t>
+      </w:r>
+      <w:r>
+        <w:t>multi</w:t>
+      </w:r>
+      <w:r>
+        <w:rPr>
+          <w:lang w:val="ru-RU"/>
+        </w:rPr>
+        <w:t>-</w:t>
+      </w:r>
+      <w:r>
+        <w:t>tenant</w:t>
+      </w:r>
+      <w:r>
+        <w:rPr>
+          <w:lang w:val="ru-RU"/>
+        </w:rPr>
+        <w:t xml:space="preserve"> </w:t>
+      </w:r>
+      <w:r>
+        <w:t>SaaS</w:t>
+      </w:r>
+      <w:r>
+        <w:rPr>
+          <w:lang w:val="ru-RU"/>
+        </w:rPr>
+        <w:t xml:space="preserve">, </w:t>
+      </w:r>
+      <w:proofErr w:type="spellStart"/>
+      <w:r>
+        <w:rPr>
+          <w:lang w:val="ru-RU"/>
+        </w:rPr>
+        <w:t>шарова</w:t>
+      </w:r>
+      <w:proofErr w:type="spellEnd"/>
+      <w:r>
+        <w:rPr>
+          <w:lang w:val="ru-RU"/>
+        </w:rPr>
+        <w:t xml:space="preserve"> </w:t>
+      </w:r>
+      <w:proofErr w:type="spellStart"/>
+      <w:r>
+        <w:rPr>
+          <w:lang w:val="ru-RU"/>
+        </w:rPr>
+        <w:t>організація</w:t>
+      </w:r>
+      <w:proofErr w:type="spellEnd"/>
+      <w:r>
+        <w:rPr>
+          <w:lang w:val="ru-RU"/>
+        </w:rPr>
+        <w:t xml:space="preserve"> серверного коду); </w:t>
+      </w:r>
+      <w:proofErr w:type="spellStart"/>
+      <w:r>
+        <w:rPr>
+          <w:lang w:val="ru-RU"/>
+        </w:rPr>
+        <w:t>методи</w:t>
+      </w:r>
+      <w:proofErr w:type="spellEnd"/>
+      <w:r>
+        <w:rPr>
+          <w:lang w:val="ru-RU"/>
+        </w:rPr>
+        <w:t xml:space="preserve"> </w:t>
+      </w:r>
+      <w:proofErr w:type="spellStart"/>
+      <w:r>
+        <w:rPr>
+          <w:lang w:val="ru-RU"/>
+        </w:rPr>
+        <w:t>проєктування</w:t>
+      </w:r>
+      <w:proofErr w:type="spellEnd"/>
+      <w:r>
+        <w:rPr>
+          <w:lang w:val="ru-RU"/>
+        </w:rPr>
+        <w:t xml:space="preserve"> </w:t>
+      </w:r>
+      <w:proofErr w:type="spellStart"/>
+      <w:r>
+        <w:rPr>
+          <w:lang w:val="ru-RU"/>
+        </w:rPr>
+        <w:t>документно-орієнтованих</w:t>
+      </w:r>
+      <w:proofErr w:type="spellEnd"/>
+      <w:r>
+        <w:rPr>
+          <w:lang w:val="ru-RU"/>
+        </w:rPr>
+        <w:t xml:space="preserve"> баз </w:t>
+      </w:r>
+      <w:proofErr w:type="spellStart"/>
+      <w:r>
+        <w:rPr>
+          <w:lang w:val="ru-RU"/>
+        </w:rPr>
+        <w:t>даних</w:t>
+      </w:r>
+      <w:proofErr w:type="spellEnd"/>
+      <w:r>
+        <w:rPr>
+          <w:lang w:val="ru-RU"/>
+        </w:rPr>
+        <w:t xml:space="preserve">; </w:t>
+      </w:r>
+      <w:proofErr w:type="spellStart"/>
+      <w:r>
+        <w:rPr>
+          <w:lang w:val="ru-RU"/>
+        </w:rPr>
+        <w:t>принципи</w:t>
+      </w:r>
+      <w:proofErr w:type="spellEnd"/>
+      <w:r>
+        <w:rPr>
+          <w:lang w:val="ru-RU"/>
+        </w:rPr>
+        <w:t xml:space="preserve"> </w:t>
+      </w:r>
+      <w:proofErr w:type="spellStart"/>
+      <w:r>
+        <w:rPr>
+          <w:lang w:val="ru-RU"/>
+        </w:rPr>
+        <w:t>проєктування</w:t>
+      </w:r>
+      <w:proofErr w:type="spellEnd"/>
+      <w:r>
+        <w:rPr>
+          <w:lang w:val="ru-RU"/>
+        </w:rPr>
+        <w:t xml:space="preserve"> </w:t>
+      </w:r>
+      <w:r>
+        <w:t>REST</w:t>
+      </w:r>
+      <w:r>
+        <w:rPr>
+          <w:lang w:val="ru-RU"/>
+        </w:rPr>
+        <w:t xml:space="preserve"> </w:t>
+      </w:r>
+      <w:r>
+        <w:t>API</w:t>
+      </w:r>
+      <w:r>
+        <w:rPr>
+          <w:lang w:val="ru-RU"/>
+        </w:rPr>
+        <w:t xml:space="preserve"> та протоколу </w:t>
+      </w:r>
+      <w:proofErr w:type="spellStart"/>
+      <w:r>
+        <w:t>WebSocket</w:t>
+      </w:r>
+      <w:proofErr w:type="spellEnd"/>
+      <w:r>
+        <w:rPr>
+          <w:lang w:val="ru-RU"/>
+        </w:rPr>
+        <w:t xml:space="preserve"> для </w:t>
+      </w:r>
+      <w:proofErr w:type="spellStart"/>
+      <w:r>
+        <w:rPr>
+          <w:lang w:val="ru-RU"/>
+        </w:rPr>
+        <w:t>передачі</w:t>
+      </w:r>
+      <w:proofErr w:type="spellEnd"/>
+      <w:r>
+        <w:rPr>
+          <w:lang w:val="ru-RU"/>
+        </w:rPr>
+        <w:t xml:space="preserve"> </w:t>
+      </w:r>
+      <w:proofErr w:type="spellStart"/>
+      <w:r>
+        <w:rPr>
+          <w:lang w:val="ru-RU"/>
+        </w:rPr>
+        <w:t>даних</w:t>
+      </w:r>
+      <w:proofErr w:type="spellEnd"/>
+      <w:r>
+        <w:rPr>
+          <w:lang w:val="ru-RU"/>
+        </w:rPr>
+        <w:t xml:space="preserve"> у </w:t>
+      </w:r>
+      <w:proofErr w:type="spellStart"/>
+      <w:r>
+        <w:rPr>
+          <w:lang w:val="ru-RU"/>
+        </w:rPr>
+        <w:t>режимі</w:t>
+      </w:r>
+      <w:proofErr w:type="spellEnd"/>
+      <w:r>
+        <w:rPr>
+          <w:lang w:val="ru-RU"/>
+        </w:rPr>
+        <w:t xml:space="preserve"> реального часу.</w:t>
+      </w:r>
+    </w:p>
+    <w:p>
+      <w:pPr>
+        <w:rPr>
+          <w:lang w:val="ru-RU"/>
+        </w:rPr>
+      </w:pPr>
+      <w:r>
+        <w:rPr>
+          <w:lang w:val="ru-RU"/>
+        </w:rPr>
+        <w:t xml:space="preserve">У </w:t>
+      </w:r>
+      <w:proofErr w:type="spellStart"/>
+      <w:r>
+        <w:rPr>
+          <w:lang w:val="ru-RU"/>
+        </w:rPr>
+        <w:t>результаті</w:t>
+      </w:r>
+      <w:proofErr w:type="spellEnd"/>
+      <w:r>
+        <w:rPr>
+          <w:lang w:val="ru-RU"/>
+        </w:rPr>
+        <w:t xml:space="preserve"> </w:t>
+      </w:r>
+      <w:proofErr w:type="spellStart"/>
+      <w:r>
+        <w:rPr>
+          <w:lang w:val="ru-RU"/>
+        </w:rPr>
+        <w:t>виконання</w:t>
+      </w:r>
+      <w:proofErr w:type="spellEnd"/>
+      <w:r>
+        <w:rPr>
+          <w:lang w:val="ru-RU"/>
+        </w:rPr>
+        <w:t xml:space="preserve"> </w:t>
+      </w:r>
+      <w:proofErr w:type="spellStart"/>
+      <w:r>
+        <w:rPr>
+          <w:lang w:val="ru-RU"/>
+        </w:rPr>
+        <w:t>роботи</w:t>
+      </w:r>
+      <w:proofErr w:type="spellEnd"/>
+      <w:r>
+        <w:rPr>
+          <w:lang w:val="ru-RU"/>
+        </w:rPr>
+        <w:t xml:space="preserve"> </w:t>
+      </w:r>
+      <w:proofErr w:type="spellStart"/>
+      <w:r>
+        <w:rPr>
+          <w:lang w:val="ru-RU"/>
+        </w:rPr>
+        <w:t>спроєктовано</w:t>
+      </w:r>
+      <w:proofErr w:type="spellEnd"/>
+      <w:r>
+        <w:rPr>
+          <w:lang w:val="ru-RU"/>
+        </w:rPr>
+        <w:t xml:space="preserve"> та </w:t>
+      </w:r>
+      <w:proofErr w:type="spellStart"/>
+      <w:r>
+        <w:rPr>
+          <w:lang w:val="ru-RU"/>
+        </w:rPr>
+        <w:t>реалізовано</w:t>
+      </w:r>
+      <w:proofErr w:type="spellEnd"/>
+      <w:r>
+        <w:rPr>
+          <w:lang w:val="ru-RU"/>
+        </w:rPr>
+        <w:t xml:space="preserve"> </w:t>
+      </w:r>
+      <w:proofErr w:type="spellStart"/>
+      <w:r>
+        <w:rPr>
+          <w:lang w:val="ru-RU"/>
+        </w:rPr>
+        <w:t>клієнт-серверну</w:t>
+      </w:r>
+      <w:proofErr w:type="spellEnd"/>
+      <w:r>
+        <w:rPr>
+          <w:lang w:val="ru-RU"/>
+        </w:rPr>
+        <w:t xml:space="preserve"> систему, </w:t>
+      </w:r>
+      <w:proofErr w:type="spellStart"/>
+      <w:r>
+        <w:rPr>
+          <w:lang w:val="ru-RU"/>
+        </w:rPr>
+        <w:t>що</w:t>
+      </w:r>
+      <w:proofErr w:type="spellEnd"/>
+      <w:r>
+        <w:rPr>
+          <w:lang w:val="ru-RU"/>
+        </w:rPr>
+        <w:t xml:space="preserve"> </w:t>
+      </w:r>
+      <w:proofErr w:type="spellStart"/>
+      <w:r>
+        <w:rPr>
+          <w:lang w:val="ru-RU"/>
+        </w:rPr>
+        <w:t>складається</w:t>
+      </w:r>
+      <w:proofErr w:type="spellEnd"/>
+      <w:r>
+        <w:rPr>
+          <w:lang w:val="ru-RU"/>
+        </w:rPr>
+        <w:t xml:space="preserve"> з </w:t>
+      </w:r>
+      <w:proofErr w:type="spellStart"/>
+      <w:r>
+        <w:rPr>
+          <w:lang w:val="ru-RU"/>
+        </w:rPr>
+        <w:t>односторінкового</w:t>
+      </w:r>
+      <w:proofErr w:type="spellEnd"/>
+      <w:r>
+        <w:rPr>
+          <w:lang w:val="ru-RU"/>
+        </w:rPr>
+        <w:t xml:space="preserve"> веб-</w:t>
+      </w:r>
+      <w:proofErr w:type="spellStart"/>
+      <w:r>
+        <w:rPr>
+          <w:lang w:val="ru-RU"/>
+        </w:rPr>
+        <w:t>застосунку</w:t>
+      </w:r>
+      <w:proofErr w:type="spellEnd"/>
+      <w:r>
+        <w:rPr>
+          <w:lang w:val="ru-RU"/>
+        </w:rPr>
+        <w:t xml:space="preserve"> для гостей і персоналу </w:t>
+      </w:r>
+      <w:r>
+        <w:rPr>
+          <w:lang w:val="ru-RU"/>
+        </w:rPr>
+        <w:lastRenderedPageBreak/>
+        <w:t xml:space="preserve">та </w:t>
+      </w:r>
+      <w:proofErr w:type="spellStart"/>
+      <w:r>
+        <w:rPr>
+          <w:lang w:val="ru-RU"/>
+        </w:rPr>
+        <w:t>серверної</w:t>
+      </w:r>
+      <w:proofErr w:type="spellEnd"/>
+      <w:r>
+        <w:rPr>
+          <w:lang w:val="ru-RU"/>
+        </w:rPr>
+        <w:t xml:space="preserve"> </w:t>
+      </w:r>
+      <w:proofErr w:type="spellStart"/>
+      <w:r>
+        <w:rPr>
+          <w:lang w:val="ru-RU"/>
+        </w:rPr>
+        <w:t>частини</w:t>
+      </w:r>
+      <w:proofErr w:type="spellEnd"/>
+      <w:r>
+        <w:rPr>
+          <w:lang w:val="ru-RU"/>
+        </w:rPr>
+        <w:t xml:space="preserve"> з </w:t>
+      </w:r>
+      <w:proofErr w:type="spellStart"/>
+      <w:r>
+        <w:rPr>
+          <w:lang w:val="ru-RU"/>
+        </w:rPr>
+        <w:t>підтримкою</w:t>
+      </w:r>
+      <w:proofErr w:type="spellEnd"/>
+      <w:r>
+        <w:rPr>
+          <w:lang w:val="ru-RU"/>
+        </w:rPr>
+        <w:t xml:space="preserve"> </w:t>
+      </w:r>
+      <w:r>
+        <w:t>REST</w:t>
+      </w:r>
+      <w:r>
+        <w:rPr>
+          <w:lang w:val="ru-RU"/>
+        </w:rPr>
+        <w:t xml:space="preserve"> </w:t>
+      </w:r>
+      <w:r>
+        <w:t>API</w:t>
+      </w:r>
+      <w:r>
+        <w:rPr>
+          <w:lang w:val="ru-RU"/>
+        </w:rPr>
+        <w:t xml:space="preserve"> та </w:t>
+      </w:r>
+      <w:proofErr w:type="spellStart"/>
+      <w:r>
+        <w:t>WebSocket</w:t>
+      </w:r>
+      <w:proofErr w:type="spellEnd"/>
+      <w:r>
+        <w:rPr>
+          <w:lang w:val="ru-RU"/>
+        </w:rPr>
+        <w:t>-</w:t>
+      </w:r>
+      <w:proofErr w:type="spellStart"/>
+      <w:r>
+        <w:rPr>
+          <w:lang w:val="ru-RU"/>
+        </w:rPr>
+        <w:t>з'єднань</w:t>
+      </w:r>
+      <w:proofErr w:type="spellEnd"/>
+      <w:r>
+        <w:rPr>
+          <w:lang w:val="ru-RU"/>
+        </w:rPr>
+        <w:t xml:space="preserve">. Сформовано </w:t>
+      </w:r>
+      <w:proofErr w:type="spellStart"/>
+      <w:r>
+        <w:rPr>
+          <w:lang w:val="ru-RU"/>
+        </w:rPr>
+        <w:t>повний</w:t>
+      </w:r>
+      <w:proofErr w:type="spellEnd"/>
+      <w:r>
+        <w:rPr>
+          <w:lang w:val="ru-RU"/>
+        </w:rPr>
+        <w:t xml:space="preserve"> комплект </w:t>
+      </w:r>
+      <w:proofErr w:type="spellStart"/>
+      <w:r>
+        <w:rPr>
+          <w:lang w:val="ru-RU"/>
+        </w:rPr>
+        <w:t>функціональних</w:t>
+      </w:r>
+      <w:proofErr w:type="spellEnd"/>
+      <w:r>
+        <w:rPr>
+          <w:lang w:val="ru-RU"/>
+        </w:rPr>
+        <w:t xml:space="preserve"> та </w:t>
+      </w:r>
+      <w:proofErr w:type="spellStart"/>
+      <w:r>
+        <w:rPr>
+          <w:lang w:val="ru-RU"/>
+        </w:rPr>
+        <w:t>нефункціональних</w:t>
+      </w:r>
+      <w:proofErr w:type="spellEnd"/>
+      <w:r>
+        <w:rPr>
+          <w:lang w:val="ru-RU"/>
+        </w:rPr>
+        <w:t xml:space="preserve"> </w:t>
+      </w:r>
+      <w:proofErr w:type="spellStart"/>
+      <w:r>
+        <w:rPr>
+          <w:lang w:val="ru-RU"/>
+        </w:rPr>
+        <w:t>вимог</w:t>
+      </w:r>
+      <w:proofErr w:type="spellEnd"/>
+      <w:r>
+        <w:rPr>
+          <w:lang w:val="ru-RU"/>
+        </w:rPr>
+        <w:t xml:space="preserve">, </w:t>
+      </w:r>
+      <w:proofErr w:type="spellStart"/>
+      <w:r>
+        <w:rPr>
+          <w:lang w:val="ru-RU"/>
+        </w:rPr>
+        <w:t>що</w:t>
+      </w:r>
+      <w:proofErr w:type="spellEnd"/>
+      <w:r>
+        <w:rPr>
+          <w:lang w:val="ru-RU"/>
+        </w:rPr>
+        <w:t xml:space="preserve"> </w:t>
+      </w:r>
+      <w:proofErr w:type="spellStart"/>
+      <w:r>
+        <w:rPr>
+          <w:lang w:val="ru-RU"/>
+        </w:rPr>
+        <w:t>містить</w:t>
+      </w:r>
+      <w:proofErr w:type="spellEnd"/>
+      <w:r>
+        <w:rPr>
+          <w:lang w:val="ru-RU"/>
+        </w:rPr>
+        <w:t xml:space="preserve"> 15 </w:t>
+      </w:r>
+      <w:proofErr w:type="spellStart"/>
+      <w:r>
+        <w:rPr>
+          <w:lang w:val="ru-RU"/>
+        </w:rPr>
+        <w:t>функціональних</w:t>
+      </w:r>
+      <w:proofErr w:type="spellEnd"/>
+      <w:r>
+        <w:rPr>
+          <w:lang w:val="ru-RU"/>
+        </w:rPr>
+        <w:t xml:space="preserve"> </w:t>
+      </w:r>
+      <w:proofErr w:type="spellStart"/>
+      <w:r>
+        <w:rPr>
+          <w:lang w:val="ru-RU"/>
+        </w:rPr>
+        <w:t>модулів</w:t>
+      </w:r>
+      <w:proofErr w:type="spellEnd"/>
+      <w:r>
+        <w:rPr>
+          <w:lang w:val="ru-RU"/>
+        </w:rPr>
+        <w:t xml:space="preserve">, </w:t>
+      </w:r>
+      <w:proofErr w:type="spellStart"/>
+      <w:r>
+        <w:rPr>
+          <w:lang w:val="ru-RU"/>
+        </w:rPr>
+        <w:t>понад</w:t>
+      </w:r>
+      <w:proofErr w:type="spellEnd"/>
+      <w:r>
+        <w:rPr>
+          <w:lang w:val="ru-RU"/>
+        </w:rPr>
+        <w:t xml:space="preserve"> 80 </w:t>
+      </w:r>
+      <w:proofErr w:type="spellStart"/>
+      <w:r>
+        <w:rPr>
+          <w:lang w:val="ru-RU"/>
+        </w:rPr>
+        <w:t>функціональних</w:t>
+      </w:r>
+      <w:proofErr w:type="spellEnd"/>
+      <w:r>
+        <w:rPr>
+          <w:lang w:val="ru-RU"/>
+        </w:rPr>
+        <w:t xml:space="preserve"> </w:t>
+      </w:r>
+      <w:proofErr w:type="spellStart"/>
+      <w:r>
+        <w:rPr>
+          <w:lang w:val="ru-RU"/>
+        </w:rPr>
+        <w:t>вимог</w:t>
+      </w:r>
+      <w:proofErr w:type="spellEnd"/>
+      <w:r>
+        <w:rPr>
+          <w:lang w:val="ru-RU"/>
+        </w:rPr>
+        <w:t xml:space="preserve"> </w:t>
+      </w:r>
+      <w:proofErr w:type="spellStart"/>
+      <w:r>
+        <w:rPr>
+          <w:lang w:val="ru-RU"/>
+        </w:rPr>
+        <w:t>із</w:t>
+      </w:r>
+      <w:proofErr w:type="spellEnd"/>
+      <w:r>
+        <w:rPr>
+          <w:lang w:val="ru-RU"/>
+        </w:rPr>
+        <w:t xml:space="preserve"> </w:t>
+      </w:r>
+      <w:proofErr w:type="spellStart"/>
+      <w:r>
+        <w:rPr>
+          <w:lang w:val="ru-RU"/>
+        </w:rPr>
+        <w:t>унікальними</w:t>
+      </w:r>
+      <w:proofErr w:type="spellEnd"/>
+      <w:r>
+        <w:rPr>
+          <w:lang w:val="ru-RU"/>
+        </w:rPr>
+        <w:t xml:space="preserve"> </w:t>
+      </w:r>
+      <w:proofErr w:type="spellStart"/>
+      <w:r>
+        <w:rPr>
+          <w:lang w:val="ru-RU"/>
+        </w:rPr>
+        <w:t>ідентифікаторами</w:t>
+      </w:r>
+      <w:proofErr w:type="spellEnd"/>
+      <w:r>
+        <w:rPr>
+          <w:lang w:val="ru-RU"/>
+        </w:rPr>
+        <w:t xml:space="preserve"> та </w:t>
+      </w:r>
+      <w:proofErr w:type="spellStart"/>
+      <w:r>
+        <w:rPr>
+          <w:lang w:val="ru-RU"/>
+        </w:rPr>
+        <w:t>понад</w:t>
+      </w:r>
+      <w:proofErr w:type="spellEnd"/>
+      <w:r>
+        <w:rPr>
+          <w:lang w:val="ru-RU"/>
+        </w:rPr>
+        <w:t xml:space="preserve"> 70 </w:t>
+      </w:r>
+      <w:proofErr w:type="spellStart"/>
+      <w:r>
+        <w:rPr>
+          <w:lang w:val="ru-RU"/>
+        </w:rPr>
+        <w:t>критеріїв</w:t>
+      </w:r>
+      <w:proofErr w:type="spellEnd"/>
+      <w:r>
+        <w:rPr>
+          <w:lang w:val="ru-RU"/>
+        </w:rPr>
+        <w:t xml:space="preserve"> </w:t>
+      </w:r>
+      <w:proofErr w:type="spellStart"/>
+      <w:r>
+        <w:rPr>
+          <w:lang w:val="ru-RU"/>
+        </w:rPr>
+        <w:t>приймання</w:t>
+      </w:r>
+      <w:proofErr w:type="spellEnd"/>
+      <w:r>
+        <w:rPr>
+          <w:lang w:val="ru-RU"/>
+        </w:rPr>
+        <w:t xml:space="preserve"> у </w:t>
+      </w:r>
+      <w:proofErr w:type="spellStart"/>
+      <w:r>
+        <w:rPr>
+          <w:lang w:val="ru-RU"/>
+        </w:rPr>
+        <w:t>форматі</w:t>
+      </w:r>
+      <w:proofErr w:type="spellEnd"/>
+      <w:r>
+        <w:rPr>
+          <w:lang w:val="ru-RU"/>
+        </w:rPr>
+        <w:t xml:space="preserve"> </w:t>
+      </w:r>
+      <w:r>
+        <w:t>Given</w:t>
+      </w:r>
+      <w:r>
+        <w:rPr>
+          <w:lang w:val="ru-RU"/>
+        </w:rPr>
+        <w:t>/</w:t>
+      </w:r>
+      <w:r>
+        <w:t>When</w:t>
+      </w:r>
+      <w:r>
+        <w:rPr>
+          <w:lang w:val="ru-RU"/>
+        </w:rPr>
+        <w:t>/</w:t>
+      </w:r>
+      <w:r>
+        <w:t>Then</w:t>
+      </w:r>
+      <w:r>
+        <w:rPr>
+          <w:lang w:val="ru-RU"/>
+        </w:rPr>
+        <w:t xml:space="preserve">. </w:t>
+      </w:r>
+      <w:proofErr w:type="spellStart"/>
+      <w:r>
+        <w:rPr>
+          <w:lang w:val="ru-RU"/>
+        </w:rPr>
+        <w:t>Спроєктовано</w:t>
+      </w:r>
+      <w:proofErr w:type="spellEnd"/>
+      <w:r>
+        <w:rPr>
+          <w:lang w:val="ru-RU"/>
+        </w:rPr>
+        <w:t xml:space="preserve"> схему </w:t>
+      </w:r>
+      <w:proofErr w:type="spellStart"/>
+      <w:r>
+        <w:rPr>
+          <w:lang w:val="ru-RU"/>
+        </w:rPr>
+        <w:t>документно-орієнтованої</w:t>
+      </w:r>
+      <w:proofErr w:type="spellEnd"/>
+      <w:r>
+        <w:rPr>
+          <w:lang w:val="ru-RU"/>
+        </w:rPr>
+        <w:t xml:space="preserve"> </w:t>
+      </w:r>
+      <w:proofErr w:type="spellStart"/>
+      <w:r>
+        <w:rPr>
+          <w:lang w:val="ru-RU"/>
+        </w:rPr>
+        <w:t>бази</w:t>
+      </w:r>
+      <w:proofErr w:type="spellEnd"/>
+      <w:r>
+        <w:rPr>
+          <w:lang w:val="ru-RU"/>
+        </w:rPr>
+        <w:t xml:space="preserve"> </w:t>
+      </w:r>
+      <w:proofErr w:type="spellStart"/>
+      <w:r>
+        <w:rPr>
+          <w:lang w:val="ru-RU"/>
+        </w:rPr>
+        <w:t>даних</w:t>
+      </w:r>
+      <w:proofErr w:type="spellEnd"/>
+      <w:r>
+        <w:rPr>
+          <w:lang w:val="ru-RU"/>
+        </w:rPr>
+        <w:t xml:space="preserve"> з 23 </w:t>
+      </w:r>
+      <w:proofErr w:type="spellStart"/>
+      <w:r>
+        <w:rPr>
+          <w:lang w:val="ru-RU"/>
+        </w:rPr>
+        <w:t>колекціями</w:t>
+      </w:r>
+      <w:proofErr w:type="spellEnd"/>
+      <w:r>
+        <w:rPr>
+          <w:lang w:val="ru-RU"/>
+        </w:rPr>
+        <w:t xml:space="preserve">. </w:t>
+      </w:r>
+      <w:proofErr w:type="spellStart"/>
+      <w:r>
+        <w:rPr>
+          <w:lang w:val="ru-RU"/>
+        </w:rPr>
+        <w:t>Реалізовано</w:t>
+      </w:r>
+      <w:proofErr w:type="spellEnd"/>
+      <w:r>
+        <w:rPr>
+          <w:lang w:val="ru-RU"/>
+        </w:rPr>
+        <w:t xml:space="preserve"> </w:t>
+      </w:r>
+      <w:proofErr w:type="spellStart"/>
+      <w:r>
+        <w:rPr>
+          <w:lang w:val="ru-RU"/>
+        </w:rPr>
+        <w:t>інтеграцію</w:t>
+      </w:r>
+      <w:proofErr w:type="spellEnd"/>
+      <w:r>
+        <w:rPr>
+          <w:lang w:val="ru-RU"/>
+        </w:rPr>
+        <w:t xml:space="preserve"> з </w:t>
+      </w:r>
+      <w:proofErr w:type="spellStart"/>
+      <w:r>
+        <w:rPr>
+          <w:lang w:val="ru-RU"/>
+        </w:rPr>
+        <w:t>зовнішніми</w:t>
+      </w:r>
+      <w:proofErr w:type="spellEnd"/>
+      <w:r>
+        <w:rPr>
+          <w:lang w:val="ru-RU"/>
+        </w:rPr>
+        <w:t xml:space="preserve"> </w:t>
+      </w:r>
+      <w:proofErr w:type="spellStart"/>
+      <w:r>
+        <w:rPr>
+          <w:lang w:val="ru-RU"/>
+        </w:rPr>
+        <w:t>сервісами</w:t>
+      </w:r>
+      <w:proofErr w:type="spellEnd"/>
+      <w:r>
+        <w:rPr>
+          <w:lang w:val="ru-RU"/>
+        </w:rPr>
+        <w:t xml:space="preserve">: </w:t>
+      </w:r>
+      <w:proofErr w:type="spellStart"/>
+      <w:r>
+        <w:rPr>
+          <w:lang w:val="ru-RU"/>
+        </w:rPr>
+        <w:t>платіжний</w:t>
+      </w:r>
+      <w:proofErr w:type="spellEnd"/>
+      <w:r>
+        <w:rPr>
+          <w:lang w:val="ru-RU"/>
+        </w:rPr>
+        <w:t xml:space="preserve"> шлюз </w:t>
+      </w:r>
+      <w:proofErr w:type="spellStart"/>
+      <w:r>
+        <w:t>LiqPay</w:t>
+      </w:r>
+      <w:proofErr w:type="spellEnd"/>
+      <w:r>
+        <w:rPr>
+          <w:lang w:val="ru-RU"/>
+        </w:rPr>
+        <w:t xml:space="preserve">, </w:t>
+      </w:r>
+      <w:r>
+        <w:t>Google</w:t>
+      </w:r>
+      <w:r>
+        <w:rPr>
+          <w:lang w:val="ru-RU"/>
+        </w:rPr>
+        <w:t xml:space="preserve"> </w:t>
+      </w:r>
+      <w:r>
+        <w:t>OAuth</w:t>
+      </w:r>
+      <w:r>
+        <w:rPr>
+          <w:lang w:val="ru-RU"/>
+        </w:rPr>
+        <w:t xml:space="preserve"> 2.0, </w:t>
+      </w:r>
+      <w:r>
+        <w:t>AWS</w:t>
+      </w:r>
+      <w:r>
+        <w:rPr>
+          <w:lang w:val="ru-RU"/>
+        </w:rPr>
+        <w:t xml:space="preserve"> </w:t>
+      </w:r>
+      <w:r>
+        <w:t>S</w:t>
+      </w:r>
+      <w:r>
+        <w:rPr>
+          <w:lang w:val="ru-RU"/>
+        </w:rPr>
+        <w:t xml:space="preserve">3, </w:t>
+      </w:r>
+      <w:r>
+        <w:t>Resend</w:t>
+      </w:r>
+      <w:r>
+        <w:rPr>
+          <w:lang w:val="ru-RU"/>
+        </w:rPr>
+        <w:t xml:space="preserve">, </w:t>
+      </w:r>
+      <w:r>
+        <w:t>Google</w:t>
+      </w:r>
+      <w:r>
+        <w:rPr>
+          <w:lang w:val="ru-RU"/>
+        </w:rPr>
+        <w:t xml:space="preserve"> </w:t>
+      </w:r>
+      <w:r>
+        <w:t>Translate</w:t>
+      </w:r>
+      <w:r>
+        <w:rPr>
+          <w:lang w:val="ru-RU"/>
+        </w:rPr>
+        <w:t xml:space="preserve"> </w:t>
+      </w:r>
+      <w:r>
+        <w:t>API</w:t>
+      </w:r>
+      <w:r>
+        <w:rPr>
+          <w:lang w:val="ru-RU"/>
+        </w:rPr>
+        <w:t xml:space="preserve">. </w:t>
+      </w:r>
+      <w:proofErr w:type="spellStart"/>
+      <w:r>
+        <w:rPr>
+          <w:lang w:val="ru-RU"/>
+        </w:rPr>
+        <w:t>Реалізовано</w:t>
+      </w:r>
+      <w:proofErr w:type="spellEnd"/>
+      <w:r>
+        <w:rPr>
+          <w:lang w:val="ru-RU"/>
+        </w:rPr>
+        <w:t xml:space="preserve"> модель </w:t>
+      </w:r>
+      <w:proofErr w:type="spellStart"/>
+      <w:r>
+        <w:rPr>
+          <w:lang w:val="ru-RU"/>
+        </w:rPr>
+        <w:t>монетизації</w:t>
+      </w:r>
+      <w:proofErr w:type="spellEnd"/>
+      <w:r>
+        <w:rPr>
+          <w:lang w:val="ru-RU"/>
+        </w:rPr>
+        <w:t xml:space="preserve"> </w:t>
+      </w:r>
+      <w:r>
+        <w:t>Freemium</w:t>
+      </w:r>
+      <w:r>
+        <w:rPr>
+          <w:lang w:val="ru-RU"/>
+        </w:rPr>
+        <w:t xml:space="preserve"> </w:t>
+      </w:r>
+      <w:proofErr w:type="spellStart"/>
+      <w:r>
+        <w:rPr>
+          <w:lang w:val="ru-RU"/>
+        </w:rPr>
+        <w:t>із</w:t>
+      </w:r>
+      <w:proofErr w:type="spellEnd"/>
+      <w:r>
+        <w:rPr>
+          <w:lang w:val="ru-RU"/>
+        </w:rPr>
+        <w:t xml:space="preserve"> </w:t>
+      </w:r>
+      <w:proofErr w:type="spellStart"/>
+      <w:r>
+        <w:rPr>
+          <w:lang w:val="ru-RU"/>
+        </w:rPr>
+        <w:t>технічним</w:t>
+      </w:r>
+      <w:proofErr w:type="spellEnd"/>
+      <w:r>
+        <w:rPr>
+          <w:lang w:val="ru-RU"/>
+        </w:rPr>
+        <w:t xml:space="preserve"> </w:t>
+      </w:r>
+      <w:proofErr w:type="spellStart"/>
+      <w:r>
+        <w:rPr>
+          <w:lang w:val="ru-RU"/>
+        </w:rPr>
+        <w:t>розподілом</w:t>
+      </w:r>
+      <w:proofErr w:type="spellEnd"/>
+      <w:r>
+        <w:rPr>
+          <w:lang w:val="ru-RU"/>
+        </w:rPr>
+        <w:t xml:space="preserve"> </w:t>
+      </w:r>
+      <w:proofErr w:type="spellStart"/>
+      <w:r>
+        <w:rPr>
+          <w:lang w:val="ru-RU"/>
+        </w:rPr>
+        <w:t>функціоналу</w:t>
+      </w:r>
+      <w:proofErr w:type="spellEnd"/>
+      <w:r>
+        <w:rPr>
+          <w:lang w:val="ru-RU"/>
+        </w:rPr>
+        <w:t xml:space="preserve"> </w:t>
+      </w:r>
+      <w:proofErr w:type="spellStart"/>
+      <w:r>
+        <w:rPr>
+          <w:lang w:val="ru-RU"/>
+        </w:rPr>
+        <w:t>між</w:t>
+      </w:r>
+      <w:proofErr w:type="spellEnd"/>
+      <w:r>
+        <w:rPr>
+          <w:lang w:val="ru-RU"/>
+        </w:rPr>
+        <w:t xml:space="preserve"> </w:t>
+      </w:r>
+      <w:proofErr w:type="spellStart"/>
+      <w:r>
+        <w:rPr>
+          <w:lang w:val="ru-RU"/>
+        </w:rPr>
+        <w:t>безкоштовним</w:t>
+      </w:r>
+      <w:proofErr w:type="spellEnd"/>
+      <w:r>
+        <w:rPr>
+          <w:lang w:val="ru-RU"/>
+        </w:rPr>
+        <w:t xml:space="preserve"> та </w:t>
+      </w:r>
+      <w:proofErr w:type="spellStart"/>
+      <w:r>
+        <w:rPr>
+          <w:lang w:val="ru-RU"/>
+        </w:rPr>
+        <w:t>преміум</w:t>
+      </w:r>
+      <w:proofErr w:type="spellEnd"/>
+      <w:r>
+        <w:rPr>
+          <w:lang w:val="ru-RU"/>
+        </w:rPr>
+        <w:t xml:space="preserve">-тарифами на </w:t>
+      </w:r>
+      <w:proofErr w:type="spellStart"/>
+      <w:r>
+        <w:rPr>
+          <w:lang w:val="ru-RU"/>
+        </w:rPr>
+        <w:t>рівні</w:t>
+      </w:r>
+      <w:proofErr w:type="spellEnd"/>
+      <w:r>
+        <w:rPr>
+          <w:lang w:val="ru-RU"/>
+        </w:rPr>
+        <w:t xml:space="preserve"> </w:t>
+      </w:r>
+      <w:proofErr w:type="spellStart"/>
+      <w:r>
+        <w:rPr>
+          <w:lang w:val="ru-RU"/>
+        </w:rPr>
+        <w:t>бази</w:t>
+      </w:r>
+      <w:proofErr w:type="spellEnd"/>
+      <w:r>
+        <w:rPr>
+          <w:lang w:val="ru-RU"/>
+        </w:rPr>
+        <w:t xml:space="preserve"> </w:t>
+      </w:r>
+      <w:proofErr w:type="spellStart"/>
+      <w:r>
+        <w:rPr>
+          <w:lang w:val="ru-RU"/>
+        </w:rPr>
+        <w:t>даних</w:t>
+      </w:r>
+      <w:proofErr w:type="spellEnd"/>
+      <w:r>
+        <w:rPr>
+          <w:lang w:val="ru-RU"/>
+        </w:rPr>
+        <w:t xml:space="preserve"> та </w:t>
+      </w:r>
+      <w:proofErr w:type="spellStart"/>
+      <w:r>
+        <w:rPr>
+          <w:lang w:val="ru-RU"/>
+        </w:rPr>
+        <w:t>проміжного</w:t>
+      </w:r>
+      <w:proofErr w:type="spellEnd"/>
+      <w:r>
+        <w:rPr>
+          <w:lang w:val="ru-RU"/>
+        </w:rPr>
+        <w:t xml:space="preserve"> </w:t>
+      </w:r>
+      <w:proofErr w:type="spellStart"/>
+      <w:r>
+        <w:rPr>
+          <w:lang w:val="ru-RU"/>
+        </w:rPr>
+        <w:t>програмного</w:t>
+      </w:r>
+      <w:proofErr w:type="spellEnd"/>
+      <w:r>
+        <w:rPr>
+          <w:lang w:val="ru-RU"/>
+        </w:rPr>
+        <w:t xml:space="preserve"> </w:t>
+      </w:r>
+      <w:proofErr w:type="spellStart"/>
+      <w:r>
+        <w:rPr>
+          <w:lang w:val="ru-RU"/>
+        </w:rPr>
+        <w:t>забезпечення</w:t>
+      </w:r>
+      <w:proofErr w:type="spellEnd"/>
+      <w:r>
+        <w:rPr>
+          <w:lang w:val="ru-RU"/>
+        </w:rPr>
+        <w:t>.</w:t>
+      </w:r>
+    </w:p>
+    <w:p>
+      <w:pPr>
+        <w:rPr>
+          <w:lang w:val="ru-RU"/>
+        </w:rPr>
+      </w:pPr>
+      <w:r>
+        <w:rPr>
+          <w:lang w:val="ru-RU"/>
+        </w:rPr>
+        <w:t xml:space="preserve">Практична </w:t>
+      </w:r>
+      <w:proofErr w:type="spellStart"/>
+      <w:r>
+        <w:rPr>
+          <w:lang w:val="ru-RU"/>
+        </w:rPr>
+        <w:t>цінність</w:t>
+      </w:r>
+      <w:proofErr w:type="spellEnd"/>
+      <w:r>
+        <w:rPr>
+          <w:lang w:val="ru-RU"/>
+        </w:rPr>
+        <w:t xml:space="preserve"> </w:t>
+      </w:r>
+      <w:proofErr w:type="spellStart"/>
+      <w:r>
+        <w:rPr>
+          <w:lang w:val="ru-RU"/>
+        </w:rPr>
+        <w:t>роботи</w:t>
+      </w:r>
+      <w:proofErr w:type="spellEnd"/>
+      <w:r>
+        <w:rPr>
+          <w:lang w:val="ru-RU"/>
+        </w:rPr>
+        <w:t xml:space="preserve"> </w:t>
+      </w:r>
+      <w:proofErr w:type="spellStart"/>
+      <w:r>
+        <w:rPr>
+          <w:lang w:val="ru-RU"/>
+        </w:rPr>
+        <w:t>полягає</w:t>
+      </w:r>
+      <w:proofErr w:type="spellEnd"/>
+      <w:r>
+        <w:rPr>
+          <w:lang w:val="ru-RU"/>
+        </w:rPr>
+        <w:t xml:space="preserve"> у </w:t>
+      </w:r>
+      <w:proofErr w:type="spellStart"/>
+      <w:r>
+        <w:rPr>
+          <w:lang w:val="ru-RU"/>
+        </w:rPr>
+        <w:t>створенні</w:t>
+      </w:r>
+      <w:proofErr w:type="spellEnd"/>
+      <w:r>
+        <w:rPr>
+          <w:lang w:val="ru-RU"/>
+        </w:rPr>
+        <w:t xml:space="preserve"> </w:t>
+      </w:r>
+      <w:proofErr w:type="spellStart"/>
+      <w:r>
+        <w:rPr>
+          <w:lang w:val="ru-RU"/>
+        </w:rPr>
+        <w:t>програмного</w:t>
+      </w:r>
+      <w:proofErr w:type="spellEnd"/>
+      <w:r>
+        <w:rPr>
+          <w:lang w:val="ru-RU"/>
+        </w:rPr>
+        <w:t xml:space="preserve"> продукту, </w:t>
+      </w:r>
+      <w:proofErr w:type="spellStart"/>
+      <w:r>
+        <w:rPr>
+          <w:lang w:val="ru-RU"/>
+        </w:rPr>
+        <w:t>придатного</w:t>
+      </w:r>
+      <w:proofErr w:type="spellEnd"/>
+      <w:r>
+        <w:rPr>
+          <w:lang w:val="ru-RU"/>
+        </w:rPr>
+        <w:t xml:space="preserve"> для реального </w:t>
+      </w:r>
+      <w:proofErr w:type="spellStart"/>
+      <w:r>
+        <w:rPr>
+          <w:lang w:val="ru-RU"/>
+        </w:rPr>
+        <w:t>впровадження</w:t>
+      </w:r>
+      <w:proofErr w:type="spellEnd"/>
+      <w:r>
+        <w:rPr>
+          <w:lang w:val="ru-RU"/>
+        </w:rPr>
+        <w:t xml:space="preserve"> в закладах </w:t>
+      </w:r>
+      <w:proofErr w:type="spellStart"/>
+      <w:r>
+        <w:rPr>
+          <w:lang w:val="ru-RU"/>
+        </w:rPr>
+        <w:t>громадського</w:t>
+      </w:r>
+      <w:proofErr w:type="spellEnd"/>
+      <w:r>
+        <w:rPr>
+          <w:lang w:val="ru-RU"/>
+        </w:rPr>
+        <w:t xml:space="preserve"> </w:t>
+      </w:r>
+      <w:proofErr w:type="spellStart"/>
+      <w:r>
+        <w:rPr>
+          <w:lang w:val="ru-RU"/>
+        </w:rPr>
+        <w:t>харчування</w:t>
+      </w:r>
+      <w:proofErr w:type="spellEnd"/>
+      <w:r>
+        <w:rPr>
+          <w:lang w:val="ru-RU"/>
+        </w:rPr>
+        <w:t xml:space="preserve"> малого та </w:t>
+      </w:r>
+      <w:proofErr w:type="spellStart"/>
+      <w:r>
+        <w:rPr>
+          <w:lang w:val="ru-RU"/>
+        </w:rPr>
+        <w:t>середнього</w:t>
+      </w:r>
+      <w:proofErr w:type="spellEnd"/>
+      <w:r>
+        <w:rPr>
+          <w:lang w:val="ru-RU"/>
+        </w:rPr>
+        <w:t xml:space="preserve"> формату. </w:t>
+      </w:r>
+      <w:proofErr w:type="spellStart"/>
+      <w:r>
+        <w:rPr>
+          <w:lang w:val="ru-RU"/>
+        </w:rPr>
+        <w:t>Модульна</w:t>
+      </w:r>
+      <w:proofErr w:type="spellEnd"/>
+      <w:r>
+        <w:rPr>
+          <w:lang w:val="ru-RU"/>
+        </w:rPr>
+        <w:t xml:space="preserve"> </w:t>
+      </w:r>
+      <w:proofErr w:type="spellStart"/>
+      <w:r>
+        <w:rPr>
+          <w:lang w:val="ru-RU"/>
+        </w:rPr>
+        <w:t>побудова</w:t>
+      </w:r>
+      <w:proofErr w:type="spellEnd"/>
+      <w:r>
+        <w:rPr>
+          <w:lang w:val="ru-RU"/>
+        </w:rPr>
+        <w:t xml:space="preserve"> </w:t>
+      </w:r>
+      <w:proofErr w:type="spellStart"/>
+      <w:r>
+        <w:rPr>
+          <w:lang w:val="ru-RU"/>
+        </w:rPr>
+        <w:t>системи</w:t>
+      </w:r>
+      <w:proofErr w:type="spellEnd"/>
+      <w:r>
+        <w:rPr>
+          <w:lang w:val="ru-RU"/>
+        </w:rPr>
+        <w:t xml:space="preserve"> </w:t>
+      </w:r>
+      <w:proofErr w:type="spellStart"/>
+      <w:r>
+        <w:rPr>
+          <w:lang w:val="ru-RU"/>
+        </w:rPr>
+        <w:t>забезпечує</w:t>
+      </w:r>
+      <w:proofErr w:type="spellEnd"/>
+      <w:r>
+        <w:rPr>
+          <w:lang w:val="ru-RU"/>
+        </w:rPr>
+        <w:t xml:space="preserve"> </w:t>
+      </w:r>
+      <w:proofErr w:type="spellStart"/>
+      <w:r>
+        <w:rPr>
+          <w:lang w:val="ru-RU"/>
+        </w:rPr>
+        <w:t>її</w:t>
+      </w:r>
+      <w:proofErr w:type="spellEnd"/>
+      <w:r>
+        <w:rPr>
+          <w:lang w:val="ru-RU"/>
+        </w:rPr>
+        <w:t xml:space="preserve"> </w:t>
+      </w:r>
+      <w:proofErr w:type="spellStart"/>
+      <w:r>
+        <w:rPr>
+          <w:lang w:val="ru-RU"/>
+        </w:rPr>
+        <w:t>гнучкість</w:t>
+      </w:r>
+      <w:proofErr w:type="spellEnd"/>
+      <w:r>
+        <w:rPr>
+          <w:lang w:val="ru-RU"/>
+        </w:rPr>
+        <w:t xml:space="preserve"> та </w:t>
+      </w:r>
+      <w:proofErr w:type="spellStart"/>
+      <w:r>
+        <w:rPr>
+          <w:lang w:val="ru-RU"/>
+        </w:rPr>
+        <w:t>можливість</w:t>
+      </w:r>
+      <w:proofErr w:type="spellEnd"/>
+      <w:r>
+        <w:rPr>
+          <w:lang w:val="ru-RU"/>
+        </w:rPr>
+        <w:t xml:space="preserve"> </w:t>
+      </w:r>
+      <w:proofErr w:type="spellStart"/>
+      <w:r>
+        <w:rPr>
+          <w:lang w:val="ru-RU"/>
+        </w:rPr>
+        <w:t>подальшого</w:t>
+      </w:r>
+      <w:proofErr w:type="spellEnd"/>
+      <w:r>
+        <w:rPr>
+          <w:lang w:val="ru-RU"/>
+        </w:rPr>
+        <w:t xml:space="preserve"> </w:t>
+      </w:r>
+      <w:proofErr w:type="spellStart"/>
+      <w:r>
+        <w:rPr>
+          <w:lang w:val="ru-RU"/>
+        </w:rPr>
+        <w:t>розширення</w:t>
+      </w:r>
+      <w:proofErr w:type="spellEnd"/>
+      <w:r>
+        <w:rPr>
+          <w:lang w:val="ru-RU"/>
+        </w:rPr>
+        <w:t xml:space="preserve"> </w:t>
+      </w:r>
+      <w:proofErr w:type="spellStart"/>
+      <w:r>
+        <w:rPr>
+          <w:lang w:val="ru-RU"/>
+        </w:rPr>
+        <w:t>функціональності</w:t>
+      </w:r>
+      <w:proofErr w:type="spellEnd"/>
+      <w:r>
+        <w:rPr>
+          <w:lang w:val="ru-RU"/>
+        </w:rPr>
+        <w:t xml:space="preserve"> </w:t>
+      </w:r>
+      <w:proofErr w:type="spellStart"/>
+      <w:r>
+        <w:rPr>
+          <w:lang w:val="ru-RU"/>
+        </w:rPr>
+        <w:t>відповідно</w:t>
+      </w:r>
+      <w:proofErr w:type="spellEnd"/>
+      <w:r>
+        <w:rPr>
+          <w:lang w:val="ru-RU"/>
+        </w:rPr>
+        <w:t xml:space="preserve"> до потреб конкретного </w:t>
+      </w:r>
+      <w:proofErr w:type="spellStart"/>
+      <w:r>
+        <w:rPr>
+          <w:lang w:val="ru-RU"/>
+        </w:rPr>
+        <w:t>підприємства</w:t>
+      </w:r>
+      <w:proofErr w:type="spellEnd"/>
+      <w:r>
+        <w:rPr>
+          <w:lang w:val="ru-RU"/>
+        </w:rPr>
+        <w:t xml:space="preserve">. </w:t>
+      </w:r>
+      <w:proofErr w:type="spellStart"/>
+      <w:r>
+        <w:rPr>
+          <w:lang w:val="ru-RU"/>
+        </w:rPr>
+        <w:t>Запропонована</w:t>
+      </w:r>
+      <w:proofErr w:type="spellEnd"/>
+      <w:r>
+        <w:rPr>
+          <w:lang w:val="ru-RU"/>
+        </w:rPr>
+        <w:t xml:space="preserve"> модель </w:t>
+      </w:r>
+      <w:proofErr w:type="spellStart"/>
+      <w:r>
+        <w:rPr>
+          <w:lang w:val="ru-RU"/>
+        </w:rPr>
+        <w:t>монетизації</w:t>
+      </w:r>
+      <w:proofErr w:type="spellEnd"/>
+      <w:r>
+        <w:rPr>
+          <w:lang w:val="ru-RU"/>
+        </w:rPr>
+        <w:t xml:space="preserve"> </w:t>
+      </w:r>
+      <w:r>
+        <w:t>Freemium</w:t>
+      </w:r>
+      <w:r>
+        <w:rPr>
+          <w:lang w:val="ru-RU"/>
+        </w:rPr>
+        <w:t xml:space="preserve"> </w:t>
+      </w:r>
+      <w:proofErr w:type="spellStart"/>
+      <w:r>
+        <w:rPr>
+          <w:lang w:val="ru-RU"/>
+        </w:rPr>
+        <w:t>робить</w:t>
+      </w:r>
+      <w:proofErr w:type="spellEnd"/>
+      <w:r>
+        <w:rPr>
+          <w:lang w:val="ru-RU"/>
+        </w:rPr>
+        <w:t xml:space="preserve"> продукт </w:t>
+      </w:r>
+      <w:proofErr w:type="spellStart"/>
+      <w:r>
+        <w:rPr>
+          <w:lang w:val="ru-RU"/>
+        </w:rPr>
+        <w:t>фінансово</w:t>
+      </w:r>
+      <w:proofErr w:type="spellEnd"/>
+      <w:r>
+        <w:rPr>
+          <w:lang w:val="ru-RU"/>
+        </w:rPr>
+        <w:t xml:space="preserve"> </w:t>
+      </w:r>
+      <w:proofErr w:type="spellStart"/>
+      <w:r>
+        <w:rPr>
+          <w:lang w:val="ru-RU"/>
+        </w:rPr>
+        <w:t>доступним</w:t>
+      </w:r>
+      <w:proofErr w:type="spellEnd"/>
+      <w:r>
+        <w:rPr>
+          <w:lang w:val="ru-RU"/>
+        </w:rPr>
+        <w:t xml:space="preserve"> для </w:t>
+      </w:r>
+      <w:proofErr w:type="spellStart"/>
+      <w:r>
+        <w:rPr>
+          <w:lang w:val="ru-RU"/>
+        </w:rPr>
+        <w:t>закладів</w:t>
+      </w:r>
+      <w:proofErr w:type="spellEnd"/>
+      <w:r>
+        <w:rPr>
+          <w:lang w:val="ru-RU"/>
+        </w:rPr>
+        <w:t xml:space="preserve"> малого формату, </w:t>
+      </w:r>
+      <w:proofErr w:type="spellStart"/>
+      <w:r>
+        <w:rPr>
+          <w:lang w:val="ru-RU"/>
+        </w:rPr>
+        <w:t>що</w:t>
+      </w:r>
+      <w:proofErr w:type="spellEnd"/>
+      <w:r>
+        <w:rPr>
+          <w:lang w:val="ru-RU"/>
+        </w:rPr>
+        <w:t xml:space="preserve"> </w:t>
+      </w:r>
+      <w:proofErr w:type="spellStart"/>
+      <w:r>
+        <w:rPr>
+          <w:lang w:val="ru-RU"/>
+        </w:rPr>
+        <w:t>було</w:t>
+      </w:r>
+      <w:proofErr w:type="spellEnd"/>
+      <w:r>
+        <w:rPr>
+          <w:lang w:val="ru-RU"/>
+        </w:rPr>
+        <w:t xml:space="preserve"> </w:t>
+      </w:r>
+      <w:proofErr w:type="spellStart"/>
+      <w:r>
+        <w:rPr>
+          <w:lang w:val="ru-RU"/>
+        </w:rPr>
+        <w:t>визначено</w:t>
+      </w:r>
+      <w:proofErr w:type="spellEnd"/>
+      <w:r>
+        <w:rPr>
+          <w:lang w:val="ru-RU"/>
+        </w:rPr>
+        <w:t xml:space="preserve"> як </w:t>
+      </w:r>
+      <w:proofErr w:type="spellStart"/>
+      <w:r>
+        <w:rPr>
+          <w:lang w:val="ru-RU"/>
+        </w:rPr>
+        <w:t>ключова</w:t>
+      </w:r>
+      <w:proofErr w:type="spellEnd"/>
+      <w:r>
+        <w:rPr>
+          <w:lang w:val="ru-RU"/>
+        </w:rPr>
+        <w:t xml:space="preserve"> </w:t>
+      </w:r>
+      <w:proofErr w:type="spellStart"/>
+      <w:r>
+        <w:rPr>
+          <w:lang w:val="ru-RU"/>
+        </w:rPr>
+        <w:t>ринкова</w:t>
+      </w:r>
+      <w:proofErr w:type="spellEnd"/>
+      <w:r>
+        <w:rPr>
+          <w:lang w:val="ru-RU"/>
+        </w:rPr>
+        <w:t xml:space="preserve"> прогалина за результатами </w:t>
+      </w:r>
+      <w:proofErr w:type="spellStart"/>
+      <w:r>
+        <w:rPr>
+          <w:lang w:val="ru-RU"/>
+        </w:rPr>
+        <w:t>аналізу</w:t>
+      </w:r>
+      <w:proofErr w:type="spellEnd"/>
+      <w:r>
+        <w:rPr>
+          <w:lang w:val="ru-RU"/>
+        </w:rPr>
+        <w:t xml:space="preserve"> </w:t>
+      </w:r>
+      <w:proofErr w:type="spellStart"/>
+      <w:r>
+        <w:rPr>
+          <w:lang w:val="ru-RU"/>
+        </w:rPr>
+        <w:t>предметної</w:t>
+      </w:r>
+      <w:proofErr w:type="spellEnd"/>
+      <w:r>
+        <w:rPr>
+          <w:lang w:val="ru-RU"/>
+        </w:rPr>
+        <w:t xml:space="preserve"> </w:t>
+      </w:r>
+      <w:proofErr w:type="spellStart"/>
+      <w:r>
+        <w:rPr>
+          <w:lang w:val="ru-RU"/>
+        </w:rPr>
+        <w:t>галузі</w:t>
+      </w:r>
+      <w:proofErr w:type="spellEnd"/>
+      <w:r>
+        <w:rPr>
+          <w:lang w:val="ru-RU"/>
+        </w:rPr>
+        <w:t>.</w:t>
+      </w:r>
+    </w:p>
+    <w:p>
+      <w:pPr>
+        <w:rPr>
+          <w:lang w:val="ru-RU"/>
+        </w:rPr>
+      </w:pPr>
       <w:bookmarkStart w:id="0" w:name="_GoBack"/>
       <w:bookmarkEnd w:id="0"/>
     </w:p>
